--- a/rapports/16_02_2026/DIEYNABA/coh_EQ10_sup_033202050251.docx
+++ b/rapports/16_02_2026/DIEYNABA/coh_EQ10_sup_033202050251.docx
@@ -25,7 +25,7 @@
         <w:br/>
         <w:t>Grappe: 033202050251</w:t>
         <w:br/>
-        <w:t>Date: 16/02/2026 a 12:40</w:t>
+        <w:t>Date: 16/02/2026 a 12:58</w:t>
       </w:r>
     </w:p>
     <w:p/>

--- a/rapports/16_02_2026/DIEYNABA/coh_EQ10_sup_033202050251.docx
+++ b/rapports/16_02_2026/DIEYNABA/coh_EQ10_sup_033202050251.docx
@@ -25,7 +25,7 @@
         <w:br/>
         <w:t>Grappe: 033202050251</w:t>
         <w:br/>
-        <w:t>Date: 16/02/2026 a 12:58</w:t>
+        <w:t>Date: 16/02/2026 a 13:04</w:t>
       </w:r>
     </w:p>
     <w:p/>
@@ -423,6 +423,38 @@
           </w:tcPr>
           <w:p>
             <w:r>
+              <w:t>Section12</w:t>
+            </w:r>
+          </w:p>
+        </w:tc>
+        <w:tc>
+          <w:tcPr>
+            <w:tcW w:type="dxa" w:w="3324"/>
+          </w:tcPr>
+          <w:p>
+            <w:r>
+              <w:t>Actifs du menage</w:t>
+            </w:r>
+          </w:p>
+        </w:tc>
+        <w:tc>
+          <w:tcPr>
+            <w:tcW w:type="dxa" w:w="3324"/>
+          </w:tcPr>
+          <w:p>
+            <w:r>
+              <w:t>8</w:t>
+            </w:r>
+          </w:p>
+        </w:tc>
+      </w:tr>
+      <w:tr>
+        <w:tc>
+          <w:tcPr>
+            <w:tcW w:type="dxa" w:w="3324"/>
+          </w:tcPr>
+          <w:p>
+            <w:r>
               <w:t>Section13a</w:t>
             </w:r>
           </w:p>
@@ -476,38 +508,6 @@
           <w:p>
             <w:r>
               <w:t>7</w:t>
-            </w:r>
-          </w:p>
-        </w:tc>
-      </w:tr>
-      <w:tr>
-        <w:tc>
-          <w:tcPr>
-            <w:tcW w:type="dxa" w:w="3324"/>
-          </w:tcPr>
-          <w:p>
-            <w:r>
-              <w:t>Section10b</w:t>
-            </w:r>
-          </w:p>
-        </w:tc>
-        <w:tc>
-          <w:tcPr>
-            <w:tcW w:type="dxa" w:w="3324"/>
-          </w:tcPr>
-          <w:p>
-            <w:r>
-              <w:t>caracteristiques entreprise non agricole</w:t>
-            </w:r>
-          </w:p>
-        </w:tc>
-        <w:tc>
-          <w:tcPr>
-            <w:tcW w:type="dxa" w:w="3324"/>
-          </w:tcPr>
-          <w:p>
-            <w:r>
-              <w:t>6</w:t>
             </w:r>
           </w:p>
         </w:tc>
@@ -946,7 +946,7 @@
         <w:rPr>
           <w:sz w:val="20"/>
         </w:rPr>
-        <w:t>- Attention ! Le prix unitaire d'achat (100 Fcfa) de Cube alimentaire (Maggi, Jumbo, ) en Cube (Petit) est relativement élevé par rapport aux autres prix observés dans cette zone. Prière de corriger ou de confirmer avec le QG. Attention ! Le prix unitaire d'achat (1250 Fcfa) de Oignon frais en Kg (taille unique) est relativement élevé par rapport aux autres prix observés dans cette zone. Prière de corriger ou de confirmer avec le QG. Attention ! Le prix unitaire d'achat (1250 Fcfa) de Sucre en poudre  en Kg (taille unique) est relativement élevé par rapport aux autres prix observés dans cette zone. Prière de corriger ou de confirmer avec le QG. Attention ! Le prix unitaire d'achat (50 Fcfa) de Feuilles de  Haricot en Sachets (Petit) est relativement faible par rapport aux autres prix observés dans cette zone. Prière de corriger ou de confirmer avec le QG. Attention ! Le prix unitaire d'achat (50 Fcfa) de Sel en Sachets (Petit) est relativement faible par rapport aux autres prix observés dans cette zone. Prière de corriger ou de confirmer avec le QG. Avertissement!! La quantité (4 litre) du produit Autres huiles alimentaires n.d.a. (maïs, palmiste, tournesol, coco, lait de vache, etc.) consommée  par le ménage semble très élevé, prière de corriger ou confirmer avec le QG. Avertissement!!! Le ménage a consommé 3 Bidon 20l taille unique de Eau minérale/filtrée en bouteille locale, cette quantité semble anormale pour une consommation des 7 derniers jours, prière de verifier et corriger. Avertissement!!! Le ménage a consommé 3 Paquet Petit de Thé en sachet, cette quantité semble anormale pour une consommation des 7 derniers jours.Prière de corriger ou de confirmer avec le QG. Avertissement!! le prix unitaire (150 Fcfa) de Thé en sachet (unité: Paquet) de taille Petit est très faible ou élevé. Prière de corriger ou de confirmer avec le QG. Avertissement!!! Le ménage a consommé 8 Tas Petit de Capitaine frais, cette quantité semble anormale pour une consommation des 7 derniers jours.Prière de corriger ou de confirmer avec le QG. Le ménage a consommé 1 Sac (50 Kg) taille unique de Riz local Gambiaka, cette quantité semble anormale pour une consommation des 7 derniers jours. prière de verifier et corriger ou confirmer avec le QG.</w:t>
+        <w:t>- Attention ! Le prix unitaire d'achat (100 Fcfa) de Cube alimentaire (Maggi, Jumbo, ) en Cube (Petit) est relativement élevé par rapport aux autres prix observés dans cette zone. Prière de corriger ou de confirmer avec le QG. Attention ! Le prix unitaire d'achat (1250 Fcfa) de Oignon frais en Kg (taille unique) est relativement élevé par rapport aux autres prix observés dans cette zone. Prière de corriger ou de confirmer avec le QG. Attention ! Le prix unitaire d'achat (1250 Fcfa) de Sucre en poudre  en Kg (taille unique) est relativement élevé par rapport aux autres prix observés dans cette zone. Prière de corriger ou de confirmer avec le QG. Attention ! Le prix unitaire d'achat (50 Fcfa) de Feuilles de  Haricot en Sachets (Petit) est relativement faible par rapport aux autres prix observés dans cette zone. Prière de corriger ou de confirmer avec le QG. Avertissement!! La quantité (4 litre) du produit Autres huiles alimentaires n.d.a. (maïs, palmiste, tournesol, coco, lait de vache, etc.) consommée  par le ménage semble très élevé, prière de corriger ou confirmer avec le QG. Avertissement!!! Le ménage a consommé 3 Bidon 20l taille unique de Eau minérale/filtrée en bouteille locale, cette quantité semble anormale pour une consommation des 7 derniers jours, prière de verifier et corriger. Avertissement!!! Le ménage a consommé 3 Paquet Petit de Thé en sachet, cette quantité semble anormale pour une consommation des 7 derniers jours.Prière de corriger ou de confirmer avec le QG. Avertissement!! le prix unitaire (150 Fcfa) de Thé en sachet (unité: Paquet) de taille Petit est très faible ou élevé. Prière de corriger ou de confirmer avec le QG. Avertissement!!! Le ménage a consommé 8 Tas Petit de Capitaine frais, cette quantité semble anormale pour une consommation des 7 derniers jours.Prière de corriger ou de confirmer avec le QG. Le ménage a consommé 1 Sac (50 Kg) taille unique de Riz local Gambiaka, cette quantité semble anormale pour une consommation des 7 derniers jours. prière de verifier et corriger ou confirmer avec le QG.</w:t>
       </w:r>
     </w:p>
     <w:p>
@@ -1010,6 +1010,29 @@
           <w:sz w:val="20"/>
         </w:rPr>
         <w:t>- Le nombre de pièces occupés est superieur aux nombre de personne vivant dans le ménage.  La personne non-membre du ménage qui figure sur le titre de propriété est SON FILS ATEKH GAYE et semble exister dans les modalités, prière de prendre attache avec le QG pour plus d'explication afin de la classer bien.</w:t>
+      </w:r>
+    </w:p>
+    <w:p>
+      <w:r>
+        <w:rPr>
+          <w:b/>
+          <w:color w:val="4672C4"/>
+          <w:sz w:val="22"/>
+        </w:rPr>
+        <w:t>&gt;&gt; Section12 - Actifs du menage</w:t>
+      </w:r>
+    </w:p>
+    <w:p>
+      <w:pPr>
+        <w:ind w:left="283"/>
+      </w:pPr>
+      <w:r>
+        <w:rPr>
+          <w:sz w:val="20"/>
+        </w:rPr>
+        <w:t xml:space="preserve">- Attention ! Appareil TV a été achété à 200000 Fcfa est relativement élevé par rapport aux autres prix d'achat observés dans cette zone. Prière de corriger ou de confirmer avec le QG. </w:t>
+        <w:br/>
+        <w:t>- Attention ! Bonbonne de gaz a été revendu à 6000 Fcfa qui est relativement faible par rapport aux autres prix de revente observés dans cette zone. Prière de corriger ou de confirmer avec le QG.</w:t>
       </w:r>
     </w:p>
     <w:p>
@@ -1555,7 +1578,7 @@
         <w:rPr>
           <w:sz w:val="20"/>
         </w:rPr>
-        <w:t>- Attention ! Le prix unitaire d'achat (1458.333 Fcfa) de Oignon frais en Kg (taille unique) est relativement élevé par rapport aux autres prix observés dans cette zone. Prière de corriger ou de confirmer avec le QG. Attention ! Le prix unitaire d'achat (150 Fcfa) de Ail en Sachets (Petit) est relativement élevé par rapport aux autres prix observés dans cette zone. Prière de corriger ou de confirmer avec le QG. Avertissement!! La quantité (3.5 litre) du produit Autres huiles alimentaires n.d.a. (maïs, palmiste, tournesol, coco, lait de vache, etc.) consommée  par le ménage semble très élevé, prière de corriger ou confirmer avec le QG. Avertissement!!! Le ménage a consommé 12 Pièce Petit de Capitaine frais, cette quantité semble anormale pour une consommation des 7 derniers jours.Prière de corriger ou de confirmer avec le QG. Avertissement!!! Le ménage a consommé 4 Bidon 20l taille unique de Eau minérale/filtrée en bouteille locale, cette quantité semble anormale pour une consommation des 7 derniers jours, prière de verifier et corriger. Incohérence!! Dans ce ménage, chaque individus consomme par jour 20.95615 Kg  de cereale; Prière de revoir les quantités prises de ces produits. Le prix d'achat unitaire (1 Fcfa) de Carotte en Pièce de taille Petit  est invraisemblable, prière de regarder les reponses prises dans les questions s07bq07a s07bq07b s07bq07c s07bq08 pour mieux corriger. Attention ! Le prix unitaire d'achat (1 Fcfa) de Carotte en Pièce (Petit) est relativement faible par rapport aux autres prix observés dans cette zone. Prière de corriger ou de confirmer avec le QG.</w:t>
+        <w:t>- Attention ! Le prix unitaire d'achat (1458.333 Fcfa) de Oignon frais en Kg (taille unique) est relativement élevé par rapport aux autres prix observés dans cette zone. Prière de corriger ou de confirmer avec le QG. Attention ! Le prix unitaire d'achat (150 Fcfa) de Ail en Sachets (Petit) est relativement élevé par rapport aux autres prix observés dans cette zone. Prière de corriger ou de confirmer avec le QG. Attention ! Le prix unitaire d'achat (75 Fcfa) de Manioc en tubercules en Morceau (Portion) (Petit) est relativement faible par rapport aux autres prix observés dans cette zone. Prière de corriger ou de confirmer avec le QG. Avertissement!! La quantité (3.5 litre) du produit Autres huiles alimentaires n.d.a. (maïs, palmiste, tournesol, coco, lait de vache, etc.) consommée  par le ménage semble très élevé, prière de corriger ou confirmer avec le QG. Avertissement!!! Le ménage a consommé 12 Pièce Petit de Capitaine frais, cette quantité semble anormale pour une consommation des 7 derniers jours.Prière de corriger ou de confirmer avec le QG. Avertissement!!! Le ménage a consommé 4 Bidon 20l taille unique de Eau minérale/filtrée en bouteille locale, cette quantité semble anormale pour une consommation des 7 derniers jours, prière de verifier et corriger. Incohérence!! Dans ce ménage, chaque individus consomme par jour 33.82703 Kg  de cereale; Prière de revoir les quantités prises de ces produits. Le prix d'achat unitaire (1 Fcfa) de Carotte en Pièce de taille Petit  est invraisemblable, prière de regarder les reponses prises dans les questions s07bq07a s07bq07b s07bq07c s07bq08 pour mieux corriger. Attention ! Le prix unitaire d'achat (1 Fcfa) de Carotte en Pièce (Petit) est relativement faible par rapport aux autres prix observés dans cette zone. Prière de corriger ou de confirmer avec le QG.</w:t>
       </w:r>
     </w:p>
     <w:p>
@@ -1598,6 +1621,27 @@
           <w:sz w:val="20"/>
         </w:rPr>
         <w:t>- La personne non-membre du ménage qui figure sur le titre de propriété est CONJOINT et semble exister dans les modalités, prière de prendre attache avec le QG pour plus d'explication afin de la classer bien.</w:t>
+      </w:r>
+    </w:p>
+    <w:p>
+      <w:r>
+        <w:rPr>
+          <w:b/>
+          <w:color w:val="4672C4"/>
+          <w:sz w:val="22"/>
+        </w:rPr>
+        <w:t>&gt;&gt; Section12 - Actifs du menage</w:t>
+      </w:r>
+    </w:p>
+    <w:p>
+      <w:pPr>
+        <w:ind w:left="283"/>
+      </w:pPr>
+      <w:r>
+        <w:rPr>
+          <w:sz w:val="20"/>
+        </w:rPr>
+        <w:t>- Attention ! Bonbonne de gaz a été revendu à 6000 Fcfa qui est relativement faible par rapport aux autres prix de revente observés dans cette zone. Prière de corriger ou de confirmer avec le QG.</w:t>
       </w:r>
     </w:p>
     <w:p>
@@ -2114,7 +2158,7 @@
         <w:rPr>
           <w:sz w:val="20"/>
         </w:rPr>
-        <w:t>- Attention ! Le prix unitaire d'achat (300 Fcfa) de Mayonnaise en Sachets (Moyen) est relativement élevé par rapport aux autres prix observés dans cette zone. Prière de corriger ou de confirmer avec le QG. Attention ! Le prix unitaire d'achat (50 Fcfa) de Piment séché en Sachets (Moyen) est relativement faible par rapport aux autres prix observés dans cette zone. Prière de corriger ou de confirmer avec le QG. Attention ! Le prix unitaire d'achat (500 Fcfa) de Niébé/Haricots secs en Sachets (Moyen) est relativement élevé par rapport aux autres prix observés dans cette zone. Prière de corriger ou de confirmer avec le QG. Attention ! Le prix unitaire d'achat (500 Fcfa) de Tomate fraîche en Tas (Moyen) est relativement élevé par rapport aux autres prix observés dans cette zone. Prière de corriger ou de confirmer avec le QG. Attention ! Le prix unitaire d'achat (750 Fcfa) de Café en poudre soluble en Sachets (Petit) est relativement élevé par rapport aux autres prix observés dans cette zone. Prière de corriger ou de confirmer avec le QG. Avertissement!! La quantité (5.25 litre) du produit Autres huiles alimentaires n.d.a. (maïs, palmiste, tournesol, coco, lait de vache, etc.) consommée  par le ménage semble très élevé, prière de corriger ou confirmer avec le QG. Avertissement!! le prix unitaire (150 Fcfa) de Thé en sachet (unité: Sachets) de taille Petit est très faible ou élevé. Prière de corriger ou de confirmer avec le QG. Avertissement!!! Le ménage a consommé 14 Bidon 20l taille unique de Eau minérale/filtrée en bouteille locale, cette quantité semble anormale pour une consommation des 7 derniers jours, prière de verifier et corriger. Attention ! Le prix unitaire d'achat (175 Fcfa) de Eau minérale/filtrée en bouteille locale en Bidon 20l (taille unique) est relativement élevé par rapport aux autres prix observés dans cette zone. Prière de corriger ou de confirmer avec le QG. Avertissement!!! Le ménage a consommé 30 Kg taille unique de Sucre en poudre , cette quantité semble anormale pour une consommation des 7 derniers jours.Prière de corriger ou de confirmer avec le QG. Avertissement!!!Le ménage a consommé 70 miche de Moyen de Pain moderne (Baguette)  ce qui semble incoherent pour une consommation aucours des 7 derniers jours, prière de verifier et corriger. Incohérence!! Dans ce ménage, chaque individus consomme par jour 4.672946 Kg  de cereale; Prière de revoir les quantités prises de ces produits. Incohérence!! Dans ce ménage, chaque individus consomme par jour 4.672946 Kg  de cereale; Prière de revoir les quantités prises de ces produits. Incohérence!! Dans ce ménage, chaque individus consomme par jour 4.672946 Kg  de cereale; Prière de revoir les quantités prises de ces produits.</w:t>
+        <w:t>- Attention ! Le prix unitaire d'achat (150 Fcfa) de Vinaigre de vin en Sachets (Moyen) est relativement élevé par rapport aux autres prix observés dans cette zone. Prière de corriger ou de confirmer avec le QG. Attention ! Le prix unitaire d'achat (300 Fcfa) de Mayonnaise en Sachets (Moyen) est relativement élevé par rapport aux autres prix observés dans cette zone. Prière de corriger ou de confirmer avec le QG. Attention ! Le prix unitaire d'achat (50 Fcfa) de Piment séché en Sachets (Moyen) est relativement faible par rapport aux autres prix observés dans cette zone. Prière de corriger ou de confirmer avec le QG. Attention ! Le prix unitaire d'achat (500 Fcfa) de Niébé/Haricots secs en Sachets (Moyen) est relativement élevé par rapport aux autres prix observés dans cette zone. Prière de corriger ou de confirmer avec le QG. Attention ! Le prix unitaire d'achat (500 Fcfa) de Tomate fraîche en Tas (Moyen) est relativement élevé par rapport aux autres prix observés dans cette zone. Prière de corriger ou de confirmer avec le QG. Attention ! Le prix unitaire d'achat (750 Fcfa) de Café en poudre soluble en Sachets (Petit) est relativement élevé par rapport aux autres prix observés dans cette zone. Prière de corriger ou de confirmer avec le QG. Avertissement!! La quantité (5.25 litre) du produit Autres huiles alimentaires n.d.a. (maïs, palmiste, tournesol, coco, lait de vache, etc.) consommée  par le ménage semble très élevé, prière de corriger ou confirmer avec le QG. Attention ! Le prix unitaire d'achat (600 Fcfa) de Autres huiles alimentaires n.d.a. (maïs, palmiste, tournesol, coco, lait de vache, etc.) en Litre (taille unique) est relativement faible par rapport aux autres prix observés dans cette zone. Prière de corriger ou de confirmer avec le QG. Avertissement!! le prix unitaire (150 Fcfa) de Thé en sachet (unité: Sachets) de taille Petit est très faible ou élevé. Prière de corriger ou de confirmer avec le QG. Avertissement!!! Le ménage a consommé 14 Bidon 20l taille unique de Eau minérale/filtrée en bouteille locale, cette quantité semble anormale pour une consommation des 7 derniers jours, prière de verifier et corriger. Attention ! Le prix unitaire d'achat (175 Fcfa) de Eau minérale/filtrée en bouteille locale en Bidon 20l (taille unique) est relativement élevé par rapport aux autres prix observés dans cette zone. Prière de corriger ou de confirmer avec le QG. Avertissement!!! Le ménage a consommé 30 Kg taille unique de Sucre en poudre , cette quantité semble anormale pour une consommation des 7 derniers jours.Prière de corriger ou de confirmer avec le QG. Avertissement!!!Le ménage a consommé 70 miche de Moyen de Pain moderne (Baguette)  ce qui semble incoherent pour une consommation aucours des 7 derniers jours, prière de verifier et corriger. Incohérence!! Dans ce ménage, chaque individus consomme par jour 9.503304 Kg  de cereale; Prière de revoir les quantités prises de ces produits. Incohérence!! Dans ce ménage, chaque individus consomme par jour 9.503304 Kg  de cereale; Prière de revoir les quantités prises de ces produits. Incohérence!! Dans ce ménage, chaque individus consomme par jour 9.503304 Kg  de cereale; Prière de revoir les quantités prises de ces produits.</w:t>
       </w:r>
     </w:p>
     <w:p>
@@ -2730,7 +2774,7 @@
         <w:rPr>
           <w:sz w:val="20"/>
         </w:rPr>
-        <w:t>- Attention ! Le prix unitaire d'achat (100 Fcfa) de Cube alimentaire (Maggi, Jumbo, ) en Cube (Petit) est relativement élevé par rapport aux autres prix observés dans cette zone. Prière de corriger ou de confirmer avec le QG. Attention ! Le prix unitaire d'achat (1458.333 Fcfa) de Oignon frais en Kg (taille unique) est relativement élevé par rapport aux autres prix observés dans cette zone. Prière de corriger ou de confirmer avec le QG. Attention ! Le prix unitaire d'achat (250 Fcfa) de Manioc en tubercules en Morceau (Portion) (Moyen) est relativement élevé par rapport aux autres prix observés dans cette zone. Prière de corriger ou de confirmer avec le QG. Attention ! Le prix unitaire d'achat (50 Fcfa) de Feuilles de  Haricot en Sachets (Petit) est relativement faible par rapport aux autres prix observés dans cette zone. Prière de corriger ou de confirmer avec le QG. Attention ! Le prix unitaire d'achat (50 Fcfa) de Œufs frais en Pièce (taille unique) est relativement faible par rapport aux autres prix observés dans cette zone. Prière de corriger ou de confirmer avec le QG. Avertissement!! La quantité (20 litre) du produit Autres huiles alimentaires n.d.a. (maïs, palmiste, tournesol, coco, lait de vache, etc.) consommée  par le ménage semble très élevé, prière de corriger ou confirmer avec le QG. Avertissement!!! Le ménage a consommé 2 Bidon 20l taille unique de Eau minérale/filtrée en bouteille locale, cette quantité semble anormale pour une consommation des 7 derniers jours, prière de verifier et corriger. Attention ! Le prix unitaire d'achat (300 Fcfa) de Eau minérale/filtrée en bouteille locale en Bidon 20l (taille unique) est relativement élevé par rapport aux autres prix observés dans cette zone. Prière de corriger ou de confirmer avec le QG. Avertissement!!! Le ménage a consommé 8 Tas Moyen de Silure séché, cette quantité semble anormale pour une consommation des 7 derniers jours.Prière de corriger ou de confirmer avec le QG. Avertissement!!! Le ménage a consommé 8 Tas Petit de Capitaine frais, cette quantité semble anormale pour une consommation des 7 derniers jours.Prière de corriger ou de confirmer avec le QG. Avertissement!!!Le ménage a consommé 100 Sachets de Petit de Sel  ce qui semble incoherent pour une consommation aucours des 7 derniers jours, prière de verifier et corriger. Avertissement!!! Le ménage a consommé 100 Sachets Petit de Sel, cette quantité semble anormale pour une consommation des 7 derniers jours.Prière de corriger ou de confirmer avec le QG. Incohérence!! Dans ce ménage, chaque individus consomme par jour 20.42286 Kg  de cereale; Prière de revoir les quantités prises de ces produits.</w:t>
+        <w:t>- Attention ! Le prix unitaire d'achat (100 Fcfa) de Cube alimentaire (Maggi, Jumbo, ) en Cube (Petit) est relativement élevé par rapport aux autres prix observés dans cette zone. Prière de corriger ou de confirmer avec le QG. Attention ! Le prix unitaire d'achat (1458.333 Fcfa) de Oignon frais en Kg (taille unique) est relativement élevé par rapport aux autres prix observés dans cette zone. Prière de corriger ou de confirmer avec le QG. Attention ! Le prix unitaire d'achat (250 Fcfa) de Manioc en tubercules en Morceau (Portion) (Moyen) est relativement élevé par rapport aux autres prix observés dans cette zone. Prière de corriger ou de confirmer avec le QG. Attention ! Le prix unitaire d'achat (50 Fcfa) de Feuilles de  Haricot en Sachets (Petit) est relativement faible par rapport aux autres prix observés dans cette zone. Prière de corriger ou de confirmer avec le QG. Attention ! Le prix unitaire d'achat (50 Fcfa) de Tomate séchée en Sachets (Petit) est relativement faible par rapport aux autres prix observés dans cette zone. Prière de corriger ou de confirmer avec le QG. Attention ! Le prix unitaire d'achat (50 Fcfa) de Œufs frais en Pièce (taille unique) est relativement faible par rapport aux autres prix observés dans cette zone. Prière de corriger ou de confirmer avec le QG. Avertissement!! La quantité (20 litre) du produit Autres huiles alimentaires n.d.a. (maïs, palmiste, tournesol, coco, lait de vache, etc.) consommée  par le ménage semble très élevé, prière de corriger ou confirmer avec le QG. Attention ! Soupçons de quantité anormale! Le ménage de DABA FALL avec une taille de 11 personnes a consommé 20 Litre en taille unique de Autres huiles alimentaires n.d.a. (maïs, palmiste, tournesol, coco, lait de vache, etc.) qui est relativement élevé comme consommation par rapport à la condition de vie des autres ménages de même taille dans cette zone. Prière de corriger ou de confirmer avec le QG. Avertissement!!! Le ménage a consommé 2 Bidon 20l taille unique de Eau minérale/filtrée en bouteille locale, cette quantité semble anormale pour une consommation des 7 derniers jours, prière de verifier et corriger. Attention ! Le prix unitaire d'achat (300 Fcfa) de Eau minérale/filtrée en bouteille locale en Bidon 20l (taille unique) est relativement élevé par rapport aux autres prix observés dans cette zone. Prière de corriger ou de confirmer avec le QG. Avertissement!!! Le ménage a consommé 8 Tas Moyen de Silure séché, cette quantité semble anormale pour une consommation des 7 derniers jours.Prière de corriger ou de confirmer avec le QG. Avertissement!!! Le ménage a consommé 8 Tas Petit de Capitaine frais, cette quantité semble anormale pour une consommation des 7 derniers jours.Prière de corriger ou de confirmer avec le QG. Avertissement!!!Le ménage a consommé 100 Sachets de Petit de Sel  ce qui semble incoherent pour une consommation aucours des 7 derniers jours, prière de verifier et corriger. Avertissement!!! Le ménage a consommé 100 Sachets Petit de Sel, cette quantité semble anormale pour une consommation des 7 derniers jours.Prière de corriger ou de confirmer avec le QG. Incohérence!! Dans ce ménage, chaque individus consomme par jour 36.10286 Kg  de cereale; Prière de revoir les quantités prises de ces produits.</w:t>
       </w:r>
     </w:p>
     <w:p>
@@ -2856,7 +2900,9 @@
         <w:rPr>
           <w:sz w:val="20"/>
         </w:rPr>
-        <w:t>- Attention ! Appareil TV a été achété à 300000 Fcfa est relativement élevé par rapport aux autres prix d'achat observés dans cette zone. Prière de corriger ou de confirmer avec le QG. Attention ! Appareil TV a été revendu à 250000 Fcfa qui est relativement élevé par rapport aux autres prix de revente observés dans cette zone. Prière de corriger ou de confirmer avec le QG.</w:t>
+        <w:t xml:space="preserve">- Attention ! Appareil TV a été achété à 300000 Fcfa est relativement élevé par rapport aux autres prix d'achat observés dans cette zone. Prière de corriger ou de confirmer avec le QG. Attention ! Appareil TV a été revendu à 250000 Fcfa qui est relativement élevé par rapport aux autres prix de revente observés dans cette zone. Prière de corriger ou de confirmer avec le QG. </w:t>
+        <w:br/>
+        <w:t>- Attention ! Bonbonne de gaz a été revendu à 6000 Fcfa qui est relativement faible par rapport aux autres prix de revente observés dans cette zone. Prière de corriger ou de confirmer avec le QG.</w:t>
       </w:r>
     </w:p>
     <w:p>
@@ -3380,7 +3426,7 @@
         <w:rPr>
           <w:sz w:val="20"/>
         </w:rPr>
-        <w:t>- Attention ! Le prix unitaire d'achat (100 Fcfa) de Citron en Pièce (Moyen) est relativement élevé par rapport aux autres prix observés dans cette zone. Prière de corriger ou de confirmer avec le QG. Avertissement!! le prix unitaire (150 Fcfa) de Thé en sachet (unité: Sachets) de taille Petit est très faible ou élevé. Prière de corriger ou de confirmer avec le QG. Avertissement!!! Le ménage a consommé 1 Bidon 20l taille unique de Eau minérale/filtrée en bouteille locale, cette quantité semble anormale pour une consommation des 7 derniers jours, prière de verifier et corriger. Attention ! Le prix unitaire d'achat (1000 Fcfa) de Eau minérale/filtrée en bouteille locale en Bidon 20l (taille unique) est relativement élevé par rapport aux autres prix observés dans cette zone. Prière de corriger ou de confirmer avec le QG. Avertissement!!! Le ménage a consommé 10.5 Kg taille unique de Sucre en poudre , cette quantité semble anormale pour une consommation des 7 derniers jours.Prière de corriger ou de confirmer avec le QG. Attention ! Soupçons de quantité anormale! Le ménage de ALIOU SYLLA avec une taille de 10 personnes a consommé 10.5 Kg en taille unique de Sucre en poudre  qui est relativement élevé comme consommation par rapport à la condition de vie des autres ménages de même taille dans cette zone. Prière de corriger ou de confirmer avec le QG. Incohérence!! Dans ce ménage, chaque individus consomme par jour 22.73086 Kg  de cereale; Prière de revoir les quantités prises de ces produits. Incohérence!! Dans ce ménage, chaque individus consomme par jour 22.73086 Kg  de cereale; Prière de revoir les quantités prises de ces produits. Le prix d'achat unitaire (200 Fcfa) de Farine de maïs en Kg de taille  taille unique  est très faible, prière de regarder les reponses prises dans les questions s07bq07a s07bq07b s07bq07c s07bq08 pour mieux corriger.</w:t>
+        <w:t>- Avertissement!! le prix unitaire (150 Fcfa) de Thé en sachet (unité: Sachets) de taille Petit est très faible ou élevé. Prière de corriger ou de confirmer avec le QG. Avertissement!!! Le ménage a consommé 1 Bidon 20l taille unique de Eau minérale/filtrée en bouteille locale, cette quantité semble anormale pour une consommation des 7 derniers jours, prière de verifier et corriger. Attention ! Le prix unitaire d'achat (1000 Fcfa) de Eau minérale/filtrée en bouteille locale en Bidon 20l (taille unique) est relativement élevé par rapport aux autres prix observés dans cette zone. Prière de corriger ou de confirmer avec le QG. Avertissement!!! Le ménage a consommé 10.5 Kg taille unique de Sucre en poudre , cette quantité semble anormale pour une consommation des 7 derniers jours.Prière de corriger ou de confirmer avec le QG. Attention ! Soupçons de quantité anormale! Le ménage de ALIOU SYLLA avec une taille de 10 personnes a consommé 10.5 Kg en taille unique de Sucre en poudre  qui est relativement élevé comme consommation par rapport à la condition de vie des autres ménages de même taille dans cette zone. Prière de corriger ou de confirmer avec le QG. Incohérence!! Dans ce ménage, chaque individus consomme par jour 43.09328 Kg  de cereale; Prière de revoir les quantités prises de ces produits. Attention ! Le prix unitaire d'achat (22500 Fcfa) de Riz local Gambiaka en Sac (50 Kg) (taille unique) est relativement élevé par rapport aux autres prix observés dans cette zone. Prière de corriger ou de confirmer avec le QG. Incohérence!! Dans ce ménage, chaque individus consomme par jour 43.09328 Kg  de cereale; Prière de revoir les quantités prises de ces produits. Le prix d'achat unitaire (200 Fcfa) de Farine de maïs en Kg de taille  taille unique  est très faible, prière de regarder les reponses prises dans les questions s07bq07a s07bq07b s07bq07c s07bq08 pour mieux corriger.</w:t>
       </w:r>
     </w:p>
     <w:p>
@@ -3423,6 +3469,27 @@
           <w:sz w:val="20"/>
         </w:rPr>
         <w:t>- Le montant (FCFA) du loyer mensuel payé pour un logement comme le votre dans ce village/quartier est trop élevé, Veuillez s'il vous plaît corriger cette information. Le montant de la dernière facture d'eau avec la périodicité ne peut pas être égale à 0 ou est trop élevé, veuillez revoir la question s11q23a s'il vous plait.</w:t>
+      </w:r>
+    </w:p>
+    <w:p>
+      <w:r>
+        <w:rPr>
+          <w:b/>
+          <w:color w:val="4672C4"/>
+          <w:sz w:val="22"/>
+        </w:rPr>
+        <w:t>&gt;&gt; Section12 - Actifs du menage</w:t>
+      </w:r>
+    </w:p>
+    <w:p>
+      <w:pPr>
+        <w:ind w:left="283"/>
+      </w:pPr>
+      <w:r>
+        <w:rPr>
+          <w:sz w:val="20"/>
+        </w:rPr>
+        <w:t>- Attention ! Bonbonne de gaz a été revendu à 16000 Fcfa qui est relativement élevé par rapport aux autres prix de revente observés dans cette zone. Prière de corriger ou de confirmer avec le QG.</w:t>
       </w:r>
     </w:p>
     <w:p>
@@ -3854,7 +3921,7 @@
         <w:rPr>
           <w:sz w:val="20"/>
         </w:rPr>
-        <w:t>- Attention ! Le prix unitaire d'achat (50 Fcfa) de Carotte en Pièce (Petit) est relativement faible par rapport aux autres prix observés dans cette zone. Prière de corriger ou de confirmer avec le QG. Avertissement!!! Le ménage a consommé 1 Bidon 20l taille unique de Eau minérale/filtrée en bouteille locale, cette quantité semble anormale pour une consommation des 7 derniers jours, prière de verifier et corriger. Incohérence!! Dans ce ménage, chaque individus consomme par jour 40.44571 Kg  de cereale; Prière de revoir les quantités prises de ces produits. Incohérence!! Dans ce ménage, chaque individus consomme par jour 40.44571 Kg  de cereale; Prière de revoir les quantités prises de ces produits. Attention ! Le prix unitaire d'achat (400 Fcfa) de Riz local Gambiaka en Kg (taille unique) est relativement élevé par rapport aux autres prix observés dans cette zone. Prière de corriger ou de confirmer avec le QG. Le prix d'achat unitaire (2 Fcfa) de Sel en Sachets de taille Petit  est invraisemblable, prière de regarder les reponses prises dans les questions s07bq07a s07bq07b s07bq07c s07bq08 pour mieux corriger. Attention ! Le prix unitaire d'achat (2 Fcfa) de Sel en Sachets (Petit) est relativement faible par rapport aux autres prix observés dans cette zone. Prière de corriger ou de confirmer avec le QG.</w:t>
+        <w:t>- Attention ! Le prix unitaire d'achat (50 Fcfa) de Aubergine   en Pièce (Petit) est relativement faible par rapport aux autres prix observés dans cette zone. Prière de corriger ou de confirmer avec le QG. Attention ! Le prix unitaire d'achat (50 Fcfa) de Carotte en Pièce (Petit) est relativement faible par rapport aux autres prix observés dans cette zone. Prière de corriger ou de confirmer avec le QG. Avertissement!!! Le ménage a consommé 1 Bidon 20l taille unique de Eau minérale/filtrée en bouteille locale, cette quantité semble anormale pour une consommation des 7 derniers jours, prière de verifier et corriger. Incohérence!! Dans ce ménage, chaque individus consomme par jour 65.59667 Kg  de cereale; Prière de revoir les quantités prises de ces produits. Incohérence!! Dans ce ménage, chaque individus consomme par jour 65.59667 Kg  de cereale; Prière de revoir les quantités prises de ces produits. Le prix d'achat unitaire (2 Fcfa) de Sel en Sachets de taille Petit  est invraisemblable, prière de regarder les reponses prises dans les questions s07bq07a s07bq07b s07bq07c s07bq08 pour mieux corriger.</w:t>
       </w:r>
     </w:p>
     <w:p>
@@ -4336,7 +4403,7 @@
         <w:rPr>
           <w:sz w:val="20"/>
         </w:rPr>
-        <w:t>- Avertissement!! La quantité (5.25 litre) du produit Autres huiles alimentaires n.d.a. (maïs, palmiste, tournesol, coco, lait de vache, etc.) consommée  par le ménage semble très élevé, prière de corriger ou confirmer avec le QG. Avertissement!!! Le ménage a consommé 10 Tas Petit de Capitaine frais, cette quantité semble anormale pour une consommation des 7 derniers jours.Prière de corriger ou de confirmer avec le QG. Avertissement!!! Le ménage a consommé 2 Bidon 20l taille unique de Eau minérale/filtrée en bouteille locale, cette quantité semble anormale pour une consommation des 7 derniers jours, prière de verifier et corriger. Avertissement!!! Le ménage a consommé 9 Morceau (Portion) Petit de Carpe séchée, cette quantité semble anormale pour une consommation des 7 derniers jours.Prière de corriger ou de confirmer avec le QG. Incohérence!! Dans ce ménage, chaque individus consomme par jour 37.81878 Kg  de cereale; Prière de revoir les quantités prises de ces produits.</w:t>
+        <w:t>- Attention ! Le prix unitaire d'achat (50 Fcfa) de Ail en Sachets (Petit) est relativement faible par rapport aux autres prix observés dans cette zone. Prière de corriger ou de confirmer avec le QG. Attention ! Soupçons de quantité anormale! Le ménage de MOUSTAPHA NIANG avec une taille de 7 personnes a consommé 10 Pièce en Petit de Piment frais qui est relativement élevé comme consommation par rapport à la condition de vie des autres ménages de même taille dans cette zone. Prière de corriger ou de confirmer avec le QG. Attention ! Soupçons de quantité anormale! Le ménage de MOUSTAPHA NIANG avec une taille de 7 personnes a consommé 14 Pièce en Petit de Carotte qui est relativement élevé comme consommation par rapport à la condition de vie des autres ménages de même taille dans cette zone. Prière de corriger ou de confirmer avec le QG. Avertissement!! La quantité (5.25 litre) du produit Autres huiles alimentaires n.d.a. (maïs, palmiste, tournesol, coco, lait de vache, etc.) consommée  par le ménage semble très élevé, prière de corriger ou confirmer avec le QG. Attention ! Le prix unitaire d'achat (500 Fcfa) de Autres huiles alimentaires n.d.a. (maïs, palmiste, tournesol, coco, lait de vache, etc.) en Litre (taille unique) est relativement faible par rapport aux autres prix observés dans cette zone. Prière de corriger ou de confirmer avec le QG. Avertissement!!! Le ménage a consommé 10 Tas Petit de Capitaine frais, cette quantité semble anormale pour une consommation des 7 derniers jours.Prière de corriger ou de confirmer avec le QG. Avertissement!!! Le ménage a consommé 2 Bidon 20l taille unique de Eau minérale/filtrée en bouteille locale, cette quantité semble anormale pour une consommation des 7 derniers jours, prière de verifier et corriger. Avertissement!!! Le ménage a consommé 9 Morceau (Portion) Petit de Carpe séchée, cette quantité semble anormale pour une consommation des 7 derniers jours.Prière de corriger ou de confirmer avec le QG. Incohérence!! Dans ce ménage, chaque individus consomme par jour 65.42592 Kg  de cereale; Prière de revoir les quantités prises de ces produits.</w:t>
       </w:r>
     </w:p>
     <w:p>
@@ -4360,6 +4427,27 @@
         <w:t xml:space="preserve">- La dernière fois que vous avez acheté Transport urbain en taxi est allez voir mon marabou et semble exister dans les modalités, prière de prendre attache avec le QG pour plus d'explication afin de la classer bien. </w:t>
         <w:br/>
         <w:t>- Peu plausible! le montant de la dépense pour Transport urbain/rural par traction animale semble faible. Veuillez, s'il vous plaît, confirmer cette information avec le QG ou la corriger.</w:t>
+      </w:r>
+    </w:p>
+    <w:p>
+      <w:r>
+        <w:rPr>
+          <w:b/>
+          <w:color w:val="4672C4"/>
+          <w:sz w:val="22"/>
+        </w:rPr>
+        <w:t>&gt;&gt; Section12 - Actifs du menage</w:t>
+      </w:r>
+    </w:p>
+    <w:p>
+      <w:pPr>
+        <w:ind w:left="283"/>
+      </w:pPr>
+      <w:r>
+        <w:rPr>
+          <w:sz w:val="20"/>
+        </w:rPr>
+        <w:t>- Attention ! Bonbonne de gaz a été revendu à 6000 Fcfa qui est relativement faible par rapport aux autres prix de revente observés dans cette zone. Prière de corriger ou de confirmer avec le QG.</w:t>
       </w:r>
     </w:p>
     <w:p>
@@ -4906,7 +4994,7 @@
         <w:rPr>
           <w:sz w:val="20"/>
         </w:rPr>
-        <w:t>- Attention ! Le prix unitaire d'achat (100 Fcfa) de Cube alimentaire (Maggi, Jumbo, ) en Cube (Petit) est relativement élevé par rapport aux autres prix observés dans cette zone. Prière de corriger ou de confirmer avec le QG. Attention ! Le prix unitaire d'achat (150 Fcfa) de Carotte en Pièce (Moyen) est relativement élevé par rapport aux autres prix observés dans cette zone. Prière de corriger ou de confirmer avec le QG. Attention ! Le prix unitaire d'achat (1500 Fcfa) de Lait en poudre en Kg (taille unique) est relativement faible par rapport aux autres prix observés dans cette zone. Prière de corriger ou de confirmer avec le QG. Attention ! Le prix unitaire d'achat (300 Fcfa) de Arôme (Maggi, Jumbo, etc.) en Sachets industriel (Petit) est relativement élevé par rapport aux autres prix observés dans cette zone. Prière de corriger ou de confirmer avec le QG. Avertissement!! La quantité (4 litre) du produit Autres huiles alimentaires n.d.a. (maïs, palmiste, tournesol, coco, lait de vache, etc.) consommée  par le ménage semble très élevé, prière de corriger ou confirmer avec le QG. Avertissement!!! Le ménage a consommé 15 Tas Moyen de Capitaine frais, cette quantité semble anormale pour une consommation des 7 derniers jours.Prière de corriger ou de confirmer avec le QG. Avertissement!!! Le ménage a consommé 7 Bidon 20l taille unique de Eau minérale/filtrée en bouteille locale, cette quantité semble anormale pour une consommation des 7 derniers jours, prière de verifier et corriger. Incohérence!! Dans ce ménage, chaque individus consomme par jour 13.97679 Kg  de cereale; Prière de revoir les quantités prises de ces produits.</w:t>
+        <w:t>- Attention ! Le prix unitaire d'achat (100 Fcfa) de Cube alimentaire (Maggi, Jumbo, ) en Cube (Petit) est relativement élevé par rapport aux autres prix observés dans cette zone. Prière de corriger ou de confirmer avec le QG. Attention ! Le prix unitaire d'achat (150 Fcfa) de Carotte en Pièce (Moyen) est relativement élevé par rapport aux autres prix observés dans cette zone. Prière de corriger ou de confirmer avec le QG. Attention ! Le prix unitaire d'achat (300 Fcfa) de Arôme (Maggi, Jumbo, etc.) en Sachets industriel (Petit) est relativement élevé par rapport aux autres prix observés dans cette zone. Prière de corriger ou de confirmer avec le QG. Attention ! Le prix unitaire d'achat (50 Fcfa) de Aubergine   en Pièce (Petit) est relativement faible par rapport aux autres prix observés dans cette zone. Prière de corriger ou de confirmer avec le QG. Avertissement!! La quantité (4 litre) du produit Autres huiles alimentaires n.d.a. (maïs, palmiste, tournesol, coco, lait de vache, etc.) consommée  par le ménage semble très élevé, prière de corriger ou confirmer avec le QG. Avertissement!!! Le ménage a consommé 15 Tas Moyen de Capitaine frais, cette quantité semble anormale pour une consommation des 7 derniers jours.Prière de corriger ou de confirmer avec le QG. Avertissement!!! Le ménage a consommé 7 Bidon 20l taille unique de Eau minérale/filtrée en bouteille locale, cette quantité semble anormale pour une consommation des 7 derniers jours, prière de verifier et corriger. Incohérence!! Dans ce ménage, chaque individus consomme par jour 22.5625 Kg  de cereale; Prière de revoir les quantités prises de ces produits.</w:t>
       </w:r>
     </w:p>
     <w:p>
@@ -5015,6 +5103,8 @@
         <w:rPr>
           <w:sz w:val="20"/>
         </w:rPr>
+        <w:t xml:space="preserve">- Attention ! Bonbonne de gaz a été revendu à 5000 Fcfa qui est relativement faible par rapport aux autres prix de revente observés dans cette zone. Prière de corriger ou de confirmer avec le QG. </w:t>
+        <w:br/>
         <w:t>- Le nombre d'article ( Appareil TV)  dans ce ménages est élevé (13), prière de corriger ou confirmer avec le QG.</w:t>
       </w:r>
     </w:p>
@@ -5505,7 +5595,7 @@
         <w:rPr>
           <w:sz w:val="20"/>
         </w:rPr>
-        <w:t>- Attention ! Le prix unitaire d'achat (50 Fcfa) de Feuilles de  Haricot en Sachets (Petit) est relativement faible par rapport aux autres prix observés dans cette zone. Prière de corriger ou de confirmer avec le QG. Attention ! Le prix unitaire d'achat (500 Fcfa) de Tomate fraîche en Sachets (Moyen) est relativement élevé par rapport aux autres prix observés dans cette zone. Prière de corriger ou de confirmer avec le QG. Avertissement!! La quantité (5.25 litre) du produit Autres huiles alimentaires n.d.a. (maïs, palmiste, tournesol, coco, lait de vache, etc.) consommée  par le ménage semble très élevé, prière de corriger ou confirmer avec le QG. Avertissement!!! Le ménage a consommé 14 Bidon 20l taille unique de Eau minérale/filtrée en bouteille locale, cette quantité semble anormale pour une consommation des 7 derniers jours, prière de verifier et corriger. Incohérence!! Dans ce ménage, chaque individus consomme par jour 18.95286 Kg  de cereale; Prière de revoir les quantités prises de ces produits. Incohérence!! Dans ce ménage, chaque individus consomme par jour 18.95286 Kg  de cereale; Prière de revoir les quantités prises de ces produits.</w:t>
+        <w:t>- Attention ! Le prix unitaire d'achat (50 Fcfa) de Feuilles de  Haricot en Sachets (Petit) est relativement faible par rapport aux autres prix observés dans cette zone. Prière de corriger ou de confirmer avec le QG. Avertissement!! La quantité (5.25 litre) du produit Autres huiles alimentaires n.d.a. (maïs, palmiste, tournesol, coco, lait de vache, etc.) consommée  par le ménage semble très élevé, prière de corriger ou confirmer avec le QG. Attention ! Le prix unitaire d'achat (600 Fcfa) de Autres huiles alimentaires n.d.a. (maïs, palmiste, tournesol, coco, lait de vache, etc.) en Litre (taille unique) est relativement faible par rapport aux autres prix observés dans cette zone. Prière de corriger ou de confirmer avec le QG. Avertissement!!! Le ménage a consommé 14 Bidon 20l taille unique de Eau minérale/filtrée en bouteille locale, cette quantité semble anormale pour une consommation des 7 derniers jours, prière de verifier et corriger. Incohérence!! Dans ce ménage, chaque individus consomme par jour 36.91714 Kg  de cereale; Prière de revoir les quantités prises de ces produits. Incohérence!! Dans ce ménage, chaque individus consomme par jour 36.91714 Kg  de cereale; Prière de revoir les quantités prises de ces produits.</w:t>
       </w:r>
     </w:p>
     <w:p>
@@ -5610,8 +5700,6 @@
         <w:rPr>
           <w:sz w:val="20"/>
         </w:rPr>
-        <w:t xml:space="preserve">- Attention ! Hache/pioche a été revendu à 7500 Fcfa qui est relativement élevé par rapport aux autres prix de revente observés dans cette zone. Prière de corriger ou de confirmer avec le QG. </w:t>
-        <w:br/>
         <w:t xml:space="preserve">- Attention ! Pulvériseur a été revendu à 15000 Fcfa qui est relativement élevé par rapport aux autres prix de revente observés dans cette zone. Prière de corriger ou de confirmer avec le QG. </w:t>
         <w:br/>
         <w:t>- Attention ! Semoir a été revendu à 25000 Fcfa qui est relativement élevé par rapport aux autres prix de revente observés dans cette zone. Prière de corriger ou de confirmer avec le QG.</w:t>
@@ -6078,7 +6166,7 @@
         <w:rPr>
           <w:sz w:val="20"/>
         </w:rPr>
-        <w:t>- Attention ! Le prix unitaire d'achat (100 Fcfa) de Cube alimentaire (Maggi, Jumbo, ) en Cube (Petit) est relativement élevé par rapport aux autres prix observés dans cette zone. Prière de corriger ou de confirmer avec le QG. Attention ! Le prix unitaire d'achat (700 Fcfa) de Café moulu en Kg (taille unique) est relativement faible par rapport aux autres prix observés dans cette zone. Prière de corriger ou de confirmer avec le QG. Avertissement!! La quantité (5.25 litre) du produit Autres huiles alimentaires n.d.a. (maïs, palmiste, tournesol, coco, lait de vache, etc.) consommée  par le ménage semble très élevé, prière de corriger ou confirmer avec le QG. Incohérence!! Dans ce ménage, chaque individus consomme par jour 20.245 Kg  de cereale; Prière de revoir les quantités prises de ces produits.</w:t>
+        <w:t>- Attention ! Le prix unitaire d'achat (100 Fcfa) de Cube alimentaire (Maggi, Jumbo, ) en Cube (Petit) est relativement élevé par rapport aux autres prix observés dans cette zone. Prière de corriger ou de confirmer avec le QG. Attention ! Le prix unitaire d'achat (500 Fcfa) de Spaghettis en Sachets (Moyen) est relativement élevé par rapport aux autres prix observés dans cette zone. Prière de corriger ou de confirmer avec le QG. Attention ! Le prix unitaire d'achat (700 Fcfa) de Café moulu en Kg (taille unique) est relativement faible par rapport aux autres prix observés dans cette zone. Prière de corriger ou de confirmer avec le QG. Avertissement!! La quantité (5.25 litre) du produit Autres huiles alimentaires n.d.a. (maïs, palmiste, tournesol, coco, lait de vache, etc.) consommée  par le ménage semble très élevé, prière de corriger ou confirmer avec le QG. Attention ! Le prix unitaire d'achat (500 Fcfa) de Autres huiles alimentaires n.d.a. (maïs, palmiste, tournesol, coco, lait de vache, etc.) en Litre (taille unique) est relativement faible par rapport aux autres prix observés dans cette zone. Prière de corriger ou de confirmer avec le QG. Incohérence!! Dans ce ménage, chaque individus consomme par jour 37.29285 Kg  de cereale; Prière de revoir les quantités prises de ces produits. Attention ! Le prix unitaire d'achat (22500 Fcfa) de Riz local Gambiaka en Sac (50 Kg) (taille unique) est relativement élevé par rapport aux autres prix observés dans cette zone. Prière de corriger ou de confirmer avec le QG.</w:t>
       </w:r>
     </w:p>
     <w:p>
@@ -6142,6 +6230,27 @@
           <w:sz w:val="20"/>
         </w:rPr>
         <w:t>- Le montant (FCFA) du loyer mensuel payé pour un logement comme le votre dans ce village/quartier est trop élevé, Veuillez s'il vous plaît corriger cette information. Le montant de la dernière facture d'eau avec la périodicité ne peut pas être égale à 0 ou est trop élevé, veuillez revoir la question s11q23a s'il vous plait.</w:t>
+      </w:r>
+    </w:p>
+    <w:p>
+      <w:r>
+        <w:rPr>
+          <w:b/>
+          <w:color w:val="4672C4"/>
+          <w:sz w:val="22"/>
+        </w:rPr>
+        <w:t>&gt;&gt; Section12 - Actifs du menage</w:t>
+      </w:r>
+    </w:p>
+    <w:p>
+      <w:pPr>
+        <w:ind w:left="283"/>
+      </w:pPr>
+      <w:r>
+        <w:rPr>
+          <w:sz w:val="20"/>
+        </w:rPr>
+        <w:t>- Attention ! Bonbonne de gaz a été revendu à 6000 Fcfa qui est relativement faible par rapport aux autres prix de revente observés dans cette zone. Prière de corriger ou de confirmer avec le QG.</w:t>
       </w:r>
     </w:p>
     <w:p>
@@ -6608,7 +6717,7 @@
         <w:rPr>
           <w:sz w:val="20"/>
         </w:rPr>
-        <w:t>- Attention ! Le prix unitaire d'achat (50 Fcfa) de Poivron frais en Pièce (Moyen) est relativement faible par rapport aux autres prix observés dans cette zone. Prière de corriger ou de confirmer avec le QG. Attention ! Le prix unitaire d'achat (700 Fcfa) de Tomate fraîche en Sachets (Moyen) est relativement élevé par rapport aux autres prix observés dans cette zone. Prière de corriger ou de confirmer avec le QG. Attention ! Le prix unitaire d'achat (750 Fcfa) de Café en poudre soluble en Sachets (Petit) est relativement élevé par rapport aux autres prix observés dans cette zone. Prière de corriger ou de confirmer avec le QG. Avertissement!! La quantité (7 litre) du produit Huile de palme raffinée consommée  par le ménage semble très élevé, prière de corriger ou confirmer avec le QG. Avertissement!!! Le ménage a consommé 14 Bidon 20l taille unique de Eau minérale/filtrée en bouteille locale, cette quantité semble anormale pour une consommation des 7 derniers jours, prière de verifier et corriger. Incohérence!! Dans ce ménage, chaque individus consomme par jour 19.55643 Kg  de cereale; Prière de revoir les quantités prises de ces produits. Incohérence!! Dans ce ménage, chaque individus consomme par jour 19.55643 Kg  de cereale; Prière de revoir les quantités prises de ces produits.</w:t>
+        <w:t>- Attention ! Le prix unitaire d'achat (200 Fcfa) de Vinaigre de vin en Sachets (Moyen) est relativement élevé par rapport aux autres prix observés dans cette zone. Prière de corriger ou de confirmer avec le QG. Attention ! Le prix unitaire d'achat (50 Fcfa) de Poivron frais en Pièce (Moyen) est relativement faible par rapport aux autres prix observés dans cette zone. Prière de corriger ou de confirmer avec le QG. Attention ! Le prix unitaire d'achat (700 Fcfa) de Tomate fraîche en Sachets (Moyen) est relativement élevé par rapport aux autres prix observés dans cette zone. Prière de corriger ou de confirmer avec le QG. Attention ! Le prix unitaire d'achat (750 Fcfa) de Café en poudre soluble en Sachets (Petit) est relativement élevé par rapport aux autres prix observés dans cette zone. Prière de corriger ou de confirmer avec le QG. Avertissement!! La quantité (7 litre) du produit Huile de palme raffinée consommée  par le ménage semble très élevé, prière de corriger ou confirmer avec le QG. Avertissement!!! Le ménage a consommé 14 Bidon 20l taille unique de Eau minérale/filtrée en bouteille locale, cette quantité semble anormale pour une consommation des 7 derniers jours, prière de verifier et corriger. Attention ! Soupçons de quantité anormale! Le ménage de ARAME NDIAYE avec une taille de 12 personnes a consommé 14 Bidon 20l en taille unique de Eau minérale/filtrée en bouteille locale qui est relativement élevé comme consommation par rapport à la condition de vie des autres ménages de même taille dans cette zone. Prière de corriger ou de confirmer avec le QG. Incohérence!! Dans ce ménage, chaque individus consomme par jour 50.38524 Kg  de cereale; Prière de revoir les quantités prises de ces produits. Incohérence!! Dans ce ménage, chaque individus consomme par jour 50.38524 Kg  de cereale; Prière de revoir les quantités prises de ces produits.</w:t>
       </w:r>
     </w:p>
     <w:p>
@@ -7204,7 +7313,7 @@
         <w:rPr>
           <w:sz w:val="20"/>
         </w:rPr>
-        <w:t>- Attention ! Le prix unitaire d'achat (1000 Fcfa) de Capitaine frais en Tas (Petit) est relativement élevé par rapport aux autres prix observés dans cette zone. Prière de corriger ou de confirmer avec le QG. Avertissement!! La quantité (5.25 litre) du produit Autres huiles alimentaires n.d.a. (maïs, palmiste, tournesol, coco, lait de vache, etc.) consommée  par le ménage semble très élevé, prière de corriger ou confirmer avec le QG. Avertissement!! le prix unitaire (150 Fcfa) de Thé en sachet (unité: Sachets) de taille Petit est très faible ou élevé. Prière de corriger ou de confirmer avec le QG. Avertissement!!! Le ménage a consommé 1 Bidon 20l taille unique de Eau minérale/filtrée en bouteille locale, cette quantité semble anormale pour une consommation des 7 derniers jours, prière de verifier et corriger. Attention ! Le prix unitaire d'achat (300 Fcfa) de Eau minérale/filtrée en bouteille locale en Bidon 20l (taille unique) est relativement élevé par rapport aux autres prix observés dans cette zone. Prière de corriger ou de confirmer avec le QG. Avertissement!!! Le ménage a consommé 21 Morceau (Portion) Petit de Carpe séchée, cette quantité semble anormale pour une consommation des 7 derniers jours.Prière de corriger ou de confirmer avec le QG. Incohérence!! Dans ce ménage, chaque individus consomme par jour 12.58252 Kg  de cereale; Prière de revoir les quantités prises de ces produits.</w:t>
+        <w:t>- Attention ! Le prix unitaire d'achat (1000 Fcfa) de Capitaine frais en Tas (Petit) est relativement élevé par rapport aux autres prix observés dans cette zone. Prière de corriger ou de confirmer avec le QG. Attention ! Le prix unitaire d'achat (200 Fcfa) de Manioc en tubercules en Morceau (Portion) (Petit) est relativement élevé par rapport aux autres prix observés dans cette zone. Prière de corriger ou de confirmer avec le QG. Attention ! Le prix unitaire d'achat (50 Fcfa) de Ail en Sachets (Petit) est relativement faible par rapport aux autres prix observés dans cette zone. Prière de corriger ou de confirmer avec le QG. Avertissement!! La quantité (5.25 litre) du produit Autres huiles alimentaires n.d.a. (maïs, palmiste, tournesol, coco, lait de vache, etc.) consommée  par le ménage semble très élevé, prière de corriger ou confirmer avec le QG. Avertissement!! le prix unitaire (150 Fcfa) de Thé en sachet (unité: Sachets) de taille Petit est très faible ou élevé. Prière de corriger ou de confirmer avec le QG. Avertissement!!! Le ménage a consommé 1 Bidon 20l taille unique de Eau minérale/filtrée en bouteille locale, cette quantité semble anormale pour une consommation des 7 derniers jours, prière de verifier et corriger. Attention ! Le prix unitaire d'achat (300 Fcfa) de Eau minérale/filtrée en bouteille locale en Bidon 20l (taille unique) est relativement élevé par rapport aux autres prix observés dans cette zone. Prière de corriger ou de confirmer avec le QG. Avertissement!!! Le ménage a consommé 21 Morceau (Portion) Petit de Carpe séchée, cette quantité semble anormale pour une consommation des 7 derniers jours.Prière de corriger ou de confirmer avec le QG. Incohérence!! Dans ce ménage, chaque individus consomme par jour 22.41916 Kg  de cereale; Prière de revoir les quantités prises de ces produits.</w:t>
       </w:r>
     </w:p>
     <w:p>
